--- a/docs/Descubre-con-Lua-Manual-Casos-de-Uso.docx
+++ b/docs/Descubre-con-Lua-Manual-Casos-de-Uso.docx
@@ -208,7 +208,7 @@
         <w:t xml:space="preserve">3        </w:t>
       </w:r>
       <w:r>
-        <w:t>Mapa de la aplicación</w:t>
+        <w:t>Mapa de la aplicación, y las pantallas</w:t>
       </w:r>
     </w:p>
     <w:p>
@@ -323,6 +323,54 @@
     </w:p>
     <w:p>
       <w:pPr>
+        <w:spacing w:after="20"/>
+        <w:ind w:left="340"/>
+      </w:pPr>
+      <w:r>
+        <w:rPr>
+          <w:b/>
+          <w:color w:val="1B4965"/>
+        </w:rPr>
+        <w:t xml:space="preserve">CU-7     </w:t>
+      </w:r>
+      <w:r>
+        <w:t>Escuchar cómo se dice</w:t>
+      </w:r>
+    </w:p>
+    <w:p>
+      <w:pPr>
+        <w:spacing w:after="20"/>
+        <w:ind w:left="340"/>
+      </w:pPr>
+      <w:r>
+        <w:rPr>
+          <w:b/>
+          <w:color w:val="1B4965"/>
+        </w:rPr>
+        <w:t xml:space="preserve">CU-8     </w:t>
+      </w:r>
+      <w:r>
+        <w:t>Leer la formación de un paso</w:t>
+      </w:r>
+    </w:p>
+    <w:p>
+      <w:pPr>
+        <w:spacing w:after="20"/>
+        <w:ind w:left="340"/>
+      </w:pPr>
+      <w:r>
+        <w:rPr>
+          <w:b/>
+          <w:color w:val="1B4965"/>
+        </w:rPr>
+        <w:t xml:space="preserve">CU-9     </w:t>
+      </w:r>
+      <w:r>
+        <w:t>Ver los premios de Lúa</w:t>
+      </w:r>
+    </w:p>
+    <w:p>
+      <w:pPr>
         <w:spacing w:after="40"/>
       </w:pPr>
       <w:r>
@@ -345,7 +393,7 @@
           <w:b/>
           <w:color w:val="1B4965"/>
         </w:rPr>
-        <w:t xml:space="preserve">CU-7     </w:t>
+        <w:t xml:space="preserve">CU-10    </w:t>
       </w:r>
       <w:r>
         <w:t>Leer una cápsula</w:t>
@@ -361,7 +409,7 @@
           <w:b/>
           <w:color w:val="1B4965"/>
         </w:rPr>
-        <w:t xml:space="preserve">CU-8     </w:t>
+        <w:t xml:space="preserve">CU-11    </w:t>
       </w:r>
       <w:r>
         <w:t>Responder la reflexión</w:t>
@@ -377,7 +425,7 @@
           <w:b/>
           <w:color w:val="1B4965"/>
         </w:rPr>
-        <w:t xml:space="preserve">CU-9     </w:t>
+        <w:t xml:space="preserve">CU-12    </w:t>
       </w:r>
       <w:r>
         <w:t>Usar la app sin la criatura delante</w:t>
@@ -407,7 +455,7 @@
           <w:b/>
           <w:color w:val="1B4965"/>
         </w:rPr>
-        <w:t xml:space="preserve">CU-10    </w:t>
+        <w:t xml:space="preserve">CU-13    </w:t>
       </w:r>
       <w:r>
         <w:t>Añadir una unidad o una cápsula</w:t>
@@ -423,7 +471,7 @@
           <w:b/>
           <w:color w:val="1B4965"/>
         </w:rPr>
-        <w:t xml:space="preserve">CU-11    </w:t>
+        <w:t xml:space="preserve">CU-14    </w:t>
       </w:r>
       <w:r>
         <w:t>Cambiar un texto que tiene audio</w:t>
@@ -439,7 +487,7 @@
           <w:b/>
           <w:color w:val="1B4965"/>
         </w:rPr>
-        <w:t xml:space="preserve">CU-12    </w:t>
+        <w:t xml:space="preserve">CU-15    </w:t>
       </w:r>
       <w:r>
         <w:t>Regenerar las voces</w:t>
@@ -455,7 +503,7 @@
           <w:b/>
           <w:color w:val="1B4965"/>
         </w:rPr>
-        <w:t xml:space="preserve">CU-13    </w:t>
+        <w:t xml:space="preserve">CU-16    </w:t>
       </w:r>
       <w:r>
         <w:t>Comprobar antes de entregar</w:t>
@@ -471,7 +519,7 @@
           <w:b/>
           <w:color w:val="1B4965"/>
         </w:rPr>
-        <w:t xml:space="preserve">CU-14    </w:t>
+        <w:t xml:space="preserve">CU-17    </w:t>
       </w:r>
       <w:r>
         <w:t>Auditar la privacidad del binario</w:t>
@@ -821,7 +869,39 @@
                 <w:i w:val="0"/>
                 <w:sz w:val="19"/>
               </w:rPr>
-              <w:t>Cero. No se recoge, no se envía y no se guarda nada sobre quien la usa</w:t>
+              <w:t xml:space="preserve">Nada de ninguna criatura, nunca. Lo único que se guarda, en el almacenamiento privado del aparato, son los contadores de los premios de Lúa </w:t>
+            </w:r>
+            <w:r>
+              <w:rPr>
+                <w:b w:val="0"/>
+                <w:i/>
+                <w:sz w:val="19"/>
+              </w:rPr>
+              <w:t>de la persona adulta</w:t>
+            </w:r>
+            <w:r>
+              <w:rPr>
+                <w:b w:val="0"/>
+                <w:i w:val="0"/>
+                <w:sz w:val="19"/>
+              </w:rPr>
+              <w:t xml:space="preserve">: asambleas dirigidas, cápsulas leídas, racha actual y mejor racha, la fecha del último día </w:t>
+            </w:r>
+            <w:r>
+              <w:rPr>
+                <w:b w:val="0"/>
+                <w:i/>
+                <w:sz w:val="19"/>
+              </w:rPr>
+              <w:t>sin hora</w:t>
+            </w:r>
+            <w:r>
+              <w:rPr>
+                <w:b w:val="0"/>
+                <w:i w:val="0"/>
+                <w:sz w:val="19"/>
+              </w:rPr>
+              <w:t xml:space="preserve"> y las insignias ganadas. No identifica a nadie y no puede salir del aparato, porque no hay permiso de red</w:t>
             </w:r>
           </w:p>
         </w:tc>
@@ -898,7 +978,7 @@
           <w:b w:val="0"/>
           <w:i w:val="0"/>
         </w:rPr>
-        <w:t>Al desinstalar no queda nada que borrar en ningún servidor, porque nunca hubo ninguno.</w:t>
+        <w:t>Al desinstalar no queda nada que borrar en ningún servidor, porque nunca hubo ninguno, y los contadores se van con la app.</w:t>
       </w:r>
     </w:p>
     <w:p>
@@ -919,7 +999,20 @@
           <w:color w:val="1B4965"/>
           <w:sz w:val="19"/>
         </w:rPr>
-        <w:t>Pantalla inicial  →  Juega con Lúa · Aula  →  Lista de unidades  →  Modo Asamblea (6 fases)</w:t>
+        <w:t>Bienvenida  →  Pantalla inicial  →  Juega con Lúa · Aula  →  Lista de unidades  →  Modo Asamblea (6 fases)</w:t>
+      </w:r>
+    </w:p>
+    <w:p>
+      <w:pPr>
+        <w:spacing w:after="160"/>
+      </w:pPr>
+      <w:r>
+        <w:rPr>
+          <w:b/>
+          <w:color w:val="1B4965"/>
+          <w:sz w:val="19"/>
+        </w:rPr>
+        <w:t>Juega con Lúa · Aula  →  Formación · Aula  →  6 pasos de la asamblea  →  Cápsula docente</w:t>
       </w:r>
     </w:p>
     <w:p>
@@ -934,6 +1027,1081 @@
         </w:rPr>
         <w:t>Pantalla inicial  →  Academy · Familias  →  5 bloques  →  Cápsula (4 partes + reflexión)</w:t>
       </w:r>
+    </w:p>
+    <w:p>
+      <w:pPr>
+        <w:spacing w:after="160"/>
+      </w:pPr>
+      <w:r>
+        <w:rPr>
+          <w:b/>
+          <w:color w:val="1B4965"/>
+          <w:sz w:val="19"/>
+        </w:rPr>
+        <w:t>Cualquier lista  →  Tira de Lúa  →  Los premios de Lúa</w:t>
+      </w:r>
+    </w:p>
+    <w:p>
+      <w:pPr>
+        <w:spacing w:after="160"/>
+      </w:pPr>
+      <w:r>
+        <w:rPr>
+          <w:b/>
+          <w:color w:val="1B4965"/>
+          <w:sz w:val="19"/>
+        </w:rPr>
+        <w:t>Bienvenida  →  Créditos</w:t>
+      </w:r>
+    </w:p>
+    <w:p>
+      <w:pPr>
+        <w:pStyle w:val="Heading2"/>
+      </w:pPr>
+      <w:r>
+        <w:t>Las pantallas</w:t>
+      </w:r>
+    </w:p>
+    <w:p>
+      <w:pPr>
+        <w:spacing w:after="120"/>
+      </w:pPr>
+      <w:r>
+        <w:rPr>
+          <w:b w:val="0"/>
+          <w:i w:val="0"/>
+        </w:rPr>
+        <w:t>En cada par, gallego a la izquierda y castellano a la derecha. Las dos lenguas no ocupan lo mismo, y por eso se miran las dos.</w:t>
+      </w:r>
+    </w:p>
+    <w:p>
+      <w:pPr>
+        <w:spacing w:after="120"/>
+      </w:pPr>
+      <w:r>
+        <w:rPr>
+          <w:b/>
+          <w:i w:val="0"/>
+        </w:rPr>
+        <w:t>Estas imágenes no son fotos de un móvil.</w:t>
+      </w:r>
+      <w:r>
+        <w:rPr>
+          <w:b w:val="0"/>
+          <w:i w:val="0"/>
+        </w:rPr>
+        <w:t xml:space="preserve"> Son el árbol de widgets real pintado por el motor de Flutter, con la tipografía y el contenido de la app. No llevan muesca, ni barra de gestos, ni la densidad de un aparato concreto, y el audio no suena. Se regeneran con </w:t>
+      </w:r>
+      <w:r>
+        <w:rPr>
+          <w:rFonts w:ascii="Consolas" w:hAnsi="Consolas"/>
+          <w:b w:val="0"/>
+          <w:i w:val="0"/>
+        </w:rPr>
+        <w:t>flutter test --tags capturas --update-goldens test/capturas_test.dart</w:t>
+      </w:r>
+      <w:r>
+        <w:rPr>
+          <w:b w:val="0"/>
+          <w:i w:val="0"/>
+        </w:rPr>
+        <w:t xml:space="preserve">; sustituirlas por capturas de verdad es reemplazar los PNG de </w:t>
+      </w:r>
+      <w:r>
+        <w:rPr>
+          <w:rFonts w:ascii="Consolas" w:hAnsi="Consolas"/>
+          <w:b w:val="0"/>
+          <w:i w:val="0"/>
+        </w:rPr>
+        <w:t>docs/capturas/</w:t>
+      </w:r>
+      <w:r>
+        <w:rPr>
+          <w:b w:val="0"/>
+          <w:i w:val="0"/>
+        </w:rPr>
+        <w:t>, sin tocar este manual.</w:t>
+      </w:r>
+    </w:p>
+    <w:tbl>
+      <w:tblPr>
+        <w:tblW w:type="auto" w:w="0"/>
+        <w:jc w:val="center"/>
+        <w:tblBorders>
+          <w:top w:val="none"/>
+          <w:left w:val="none"/>
+          <w:bottom w:val="none"/>
+          <w:right w:val="none"/>
+          <w:insideH w:val="none"/>
+          <w:insideV w:val="none"/>
+        </w:tblBorders>
+        <w:tblLook w:firstColumn="1" w:firstRow="1" w:lastColumn="0" w:lastRow="0" w:noHBand="0" w:noVBand="1" w:val="04A0"/>
+      </w:tblPr>
+      <w:tblGrid>
+        <w:gridCol w:w="4819"/>
+        <w:gridCol w:w="4819"/>
+      </w:tblGrid>
+      <w:tr>
+        <w:tc>
+          <w:tcPr>
+            <w:tcW w:type="dxa" w:w="4819"/>
+          </w:tcPr>
+          <w:p>
+            <w:pPr>
+              <w:jc w:val="center"/>
+            </w:pPr>
+            <w:r>
+              <w:drawing>
+                <wp:inline xmlns:a="http://schemas.openxmlformats.org/drawingml/2006/main" xmlns:pic="http://schemas.openxmlformats.org/drawingml/2006/picture">
+                  <wp:extent cx="2304000" cy="5116893"/>
+                  <wp:docPr id="1" name="Picture 1"/>
+                  <wp:cNvGraphicFramePr>
+                    <a:graphicFrameLocks noChangeAspect="1"/>
+                  </wp:cNvGraphicFramePr>
+                  <a:graphic>
+                    <a:graphicData uri="http://schemas.openxmlformats.org/drawingml/2006/picture">
+                      <pic:pic>
+                        <pic:nvPicPr>
+                          <pic:cNvPr id="0" name="bienvenida-gl.png"/>
+                          <pic:cNvPicPr/>
+                        </pic:nvPicPr>
+                        <pic:blipFill>
+                          <a:blip r:embed="rId9"/>
+                          <a:stretch>
+                            <a:fillRect/>
+                          </a:stretch>
+                        </pic:blipFill>
+                        <pic:spPr>
+                          <a:xfrm>
+                            <a:off x="0" y="0"/>
+                            <a:ext cx="2304000" cy="5116893"/>
+                          </a:xfrm>
+                          <a:prstGeom prst="rect"/>
+                        </pic:spPr>
+                      </pic:pic>
+                    </a:graphicData>
+                  </a:graphic>
+                </wp:inline>
+              </w:drawing>
+            </w:r>
+          </w:p>
+          <w:p>
+            <w:pPr>
+              <w:spacing w:after="160"/>
+              <w:jc w:val="center"/>
+            </w:pPr>
+            <w:r>
+              <w:rPr>
+                <w:color w:val="6B7280"/>
+                <w:sz w:val="17"/>
+              </w:rPr>
+              <w:t>Bienvenida · GL</w:t>
+            </w:r>
+          </w:p>
+        </w:tc>
+        <w:tc>
+          <w:tcPr>
+            <w:tcW w:type="dxa" w:w="4819"/>
+          </w:tcPr>
+          <w:p>
+            <w:pPr>
+              <w:jc w:val="center"/>
+            </w:pPr>
+            <w:r>
+              <w:drawing>
+                <wp:inline xmlns:a="http://schemas.openxmlformats.org/drawingml/2006/main" xmlns:pic="http://schemas.openxmlformats.org/drawingml/2006/picture">
+                  <wp:extent cx="2304000" cy="5116893"/>
+                  <wp:docPr id="2" name="Picture 2"/>
+                  <wp:cNvGraphicFramePr>
+                    <a:graphicFrameLocks noChangeAspect="1"/>
+                  </wp:cNvGraphicFramePr>
+                  <a:graphic>
+                    <a:graphicData uri="http://schemas.openxmlformats.org/drawingml/2006/picture">
+                      <pic:pic>
+                        <pic:nvPicPr>
+                          <pic:cNvPr id="0" name="bienvenida-es.png"/>
+                          <pic:cNvPicPr/>
+                        </pic:nvPicPr>
+                        <pic:blipFill>
+                          <a:blip r:embed="rId10"/>
+                          <a:stretch>
+                            <a:fillRect/>
+                          </a:stretch>
+                        </pic:blipFill>
+                        <pic:spPr>
+                          <a:xfrm>
+                            <a:off x="0" y="0"/>
+                            <a:ext cx="2304000" cy="5116893"/>
+                          </a:xfrm>
+                          <a:prstGeom prst="rect"/>
+                        </pic:spPr>
+                      </pic:pic>
+                    </a:graphicData>
+                  </a:graphic>
+                </wp:inline>
+              </w:drawing>
+            </w:r>
+          </w:p>
+          <w:p>
+            <w:pPr>
+              <w:spacing w:after="160"/>
+              <w:jc w:val="center"/>
+            </w:pPr>
+            <w:r>
+              <w:rPr>
+                <w:color w:val="6B7280"/>
+                <w:sz w:val="17"/>
+              </w:rPr>
+              <w:t>Bienvenida · ES</w:t>
+            </w:r>
+          </w:p>
+        </w:tc>
+      </w:tr>
+    </w:tbl>
+    <w:p>
+      <w:pPr>
+        <w:spacing w:after="80"/>
+      </w:pPr>
+    </w:p>
+    <w:tbl>
+      <w:tblPr>
+        <w:tblW w:type="auto" w:w="0"/>
+        <w:jc w:val="center"/>
+        <w:tblBorders>
+          <w:top w:val="none"/>
+          <w:left w:val="none"/>
+          <w:bottom w:val="none"/>
+          <w:right w:val="none"/>
+          <w:insideH w:val="none"/>
+          <w:insideV w:val="none"/>
+        </w:tblBorders>
+        <w:tblLook w:firstColumn="1" w:firstRow="1" w:lastColumn="0" w:lastRow="0" w:noHBand="0" w:noVBand="1" w:val="04A0"/>
+      </w:tblPr>
+      <w:tblGrid>
+        <w:gridCol w:w="4819"/>
+        <w:gridCol w:w="4819"/>
+      </w:tblGrid>
+      <w:tr>
+        <w:tc>
+          <w:tcPr>
+            <w:tcW w:type="dxa" w:w="4819"/>
+          </w:tcPr>
+          <w:p>
+            <w:pPr>
+              <w:jc w:val="center"/>
+            </w:pPr>
+            <w:r>
+              <w:drawing>
+                <wp:inline xmlns:a="http://schemas.openxmlformats.org/drawingml/2006/main" xmlns:pic="http://schemas.openxmlformats.org/drawingml/2006/picture">
+                  <wp:extent cx="2304000" cy="5116893"/>
+                  <wp:docPr id="3" name="Picture 3"/>
+                  <wp:cNvGraphicFramePr>
+                    <a:graphicFrameLocks noChangeAspect="1"/>
+                  </wp:cNvGraphicFramePr>
+                  <a:graphic>
+                    <a:graphicData uri="http://schemas.openxmlformats.org/drawingml/2006/picture">
+                      <pic:pic>
+                        <pic:nvPicPr>
+                          <pic:cNvPr id="0" name="aula-unidades-gl.png"/>
+                          <pic:cNvPicPr/>
+                        </pic:nvPicPr>
+                        <pic:blipFill>
+                          <a:blip r:embed="rId11"/>
+                          <a:stretch>
+                            <a:fillRect/>
+                          </a:stretch>
+                        </pic:blipFill>
+                        <pic:spPr>
+                          <a:xfrm>
+                            <a:off x="0" y="0"/>
+                            <a:ext cx="2304000" cy="5116893"/>
+                          </a:xfrm>
+                          <a:prstGeom prst="rect"/>
+                        </pic:spPr>
+                      </pic:pic>
+                    </a:graphicData>
+                  </a:graphic>
+                </wp:inline>
+              </w:drawing>
+            </w:r>
+          </w:p>
+          <w:p>
+            <w:pPr>
+              <w:spacing w:after="160"/>
+              <w:jc w:val="center"/>
+            </w:pPr>
+            <w:r>
+              <w:rPr>
+                <w:color w:val="6B7280"/>
+                <w:sz w:val="17"/>
+              </w:rPr>
+              <w:t>Juega con Lúa · Aula · GL</w:t>
+            </w:r>
+          </w:p>
+        </w:tc>
+        <w:tc>
+          <w:tcPr>
+            <w:tcW w:type="dxa" w:w="4819"/>
+          </w:tcPr>
+          <w:p>
+            <w:pPr>
+              <w:jc w:val="center"/>
+            </w:pPr>
+            <w:r>
+              <w:drawing>
+                <wp:inline xmlns:a="http://schemas.openxmlformats.org/drawingml/2006/main" xmlns:pic="http://schemas.openxmlformats.org/drawingml/2006/picture">
+                  <wp:extent cx="2304000" cy="5116893"/>
+                  <wp:docPr id="4" name="Picture 4"/>
+                  <wp:cNvGraphicFramePr>
+                    <a:graphicFrameLocks noChangeAspect="1"/>
+                  </wp:cNvGraphicFramePr>
+                  <a:graphic>
+                    <a:graphicData uri="http://schemas.openxmlformats.org/drawingml/2006/picture">
+                      <pic:pic>
+                        <pic:nvPicPr>
+                          <pic:cNvPr id="0" name="aula-unidades-es.png"/>
+                          <pic:cNvPicPr/>
+                        </pic:nvPicPr>
+                        <pic:blipFill>
+                          <a:blip r:embed="rId12"/>
+                          <a:stretch>
+                            <a:fillRect/>
+                          </a:stretch>
+                        </pic:blipFill>
+                        <pic:spPr>
+                          <a:xfrm>
+                            <a:off x="0" y="0"/>
+                            <a:ext cx="2304000" cy="5116893"/>
+                          </a:xfrm>
+                          <a:prstGeom prst="rect"/>
+                        </pic:spPr>
+                      </pic:pic>
+                    </a:graphicData>
+                  </a:graphic>
+                </wp:inline>
+              </w:drawing>
+            </w:r>
+          </w:p>
+          <w:p>
+            <w:pPr>
+              <w:spacing w:after="160"/>
+              <w:jc w:val="center"/>
+            </w:pPr>
+            <w:r>
+              <w:rPr>
+                <w:color w:val="6B7280"/>
+                <w:sz w:val="17"/>
+              </w:rPr>
+              <w:t>Juega con Lúa · Aula · ES</w:t>
+            </w:r>
+          </w:p>
+        </w:tc>
+      </w:tr>
+    </w:tbl>
+    <w:p>
+      <w:pPr>
+        <w:spacing w:after="80"/>
+      </w:pPr>
+    </w:p>
+    <w:tbl>
+      <w:tblPr>
+        <w:tblW w:type="auto" w:w="0"/>
+        <w:jc w:val="center"/>
+        <w:tblBorders>
+          <w:top w:val="none"/>
+          <w:left w:val="none"/>
+          <w:bottom w:val="none"/>
+          <w:right w:val="none"/>
+          <w:insideH w:val="none"/>
+          <w:insideV w:val="none"/>
+        </w:tblBorders>
+        <w:tblLook w:firstColumn="1" w:firstRow="1" w:lastColumn="0" w:lastRow="0" w:noHBand="0" w:noVBand="1" w:val="04A0"/>
+      </w:tblPr>
+      <w:tblGrid>
+        <w:gridCol w:w="4819"/>
+        <w:gridCol w:w="4819"/>
+      </w:tblGrid>
+      <w:tr>
+        <w:tc>
+          <w:tcPr>
+            <w:tcW w:type="dxa" w:w="4819"/>
+          </w:tcPr>
+          <w:p>
+            <w:pPr>
+              <w:jc w:val="center"/>
+            </w:pPr>
+            <w:r>
+              <w:drawing>
+                <wp:inline xmlns:a="http://schemas.openxmlformats.org/drawingml/2006/main" xmlns:pic="http://schemas.openxmlformats.org/drawingml/2006/picture">
+                  <wp:extent cx="2304000" cy="7829126"/>
+                  <wp:docPr id="5" name="Picture 5"/>
+                  <wp:cNvGraphicFramePr>
+                    <a:graphicFrameLocks noChangeAspect="1"/>
+                  </wp:cNvGraphicFramePr>
+                  <a:graphic>
+                    <a:graphicData uri="http://schemas.openxmlformats.org/drawingml/2006/picture">
+                      <pic:pic>
+                        <pic:nvPicPr>
+                          <pic:cNvPr id="0" name="aula-formacion-gl.png"/>
+                          <pic:cNvPicPr/>
+                        </pic:nvPicPr>
+                        <pic:blipFill>
+                          <a:blip r:embed="rId13"/>
+                          <a:stretch>
+                            <a:fillRect/>
+                          </a:stretch>
+                        </pic:blipFill>
+                        <pic:spPr>
+                          <a:xfrm>
+                            <a:off x="0" y="0"/>
+                            <a:ext cx="2304000" cy="7829126"/>
+                          </a:xfrm>
+                          <a:prstGeom prst="rect"/>
+                        </pic:spPr>
+                      </pic:pic>
+                    </a:graphicData>
+                  </a:graphic>
+                </wp:inline>
+              </w:drawing>
+            </w:r>
+          </w:p>
+          <w:p>
+            <w:pPr>
+              <w:spacing w:after="160"/>
+              <w:jc w:val="center"/>
+            </w:pPr>
+            <w:r>
+              <w:rPr>
+                <w:color w:val="6B7280"/>
+                <w:sz w:val="17"/>
+              </w:rPr>
+              <w:t>Formación · Aula · GL</w:t>
+            </w:r>
+          </w:p>
+        </w:tc>
+        <w:tc>
+          <w:tcPr>
+            <w:tcW w:type="dxa" w:w="4819"/>
+          </w:tcPr>
+          <w:p>
+            <w:pPr>
+              <w:jc w:val="center"/>
+            </w:pPr>
+            <w:r>
+              <w:drawing>
+                <wp:inline xmlns:a="http://schemas.openxmlformats.org/drawingml/2006/main" xmlns:pic="http://schemas.openxmlformats.org/drawingml/2006/picture">
+                  <wp:extent cx="2304000" cy="7829126"/>
+                  <wp:docPr id="6" name="Picture 6"/>
+                  <wp:cNvGraphicFramePr>
+                    <a:graphicFrameLocks noChangeAspect="1"/>
+                  </wp:cNvGraphicFramePr>
+                  <a:graphic>
+                    <a:graphicData uri="http://schemas.openxmlformats.org/drawingml/2006/picture">
+                      <pic:pic>
+                        <pic:nvPicPr>
+                          <pic:cNvPr id="0" name="aula-formacion-es.png"/>
+                          <pic:cNvPicPr/>
+                        </pic:nvPicPr>
+                        <pic:blipFill>
+                          <a:blip r:embed="rId14"/>
+                          <a:stretch>
+                            <a:fillRect/>
+                          </a:stretch>
+                        </pic:blipFill>
+                        <pic:spPr>
+                          <a:xfrm>
+                            <a:off x="0" y="0"/>
+                            <a:ext cx="2304000" cy="7829126"/>
+                          </a:xfrm>
+                          <a:prstGeom prst="rect"/>
+                        </pic:spPr>
+                      </pic:pic>
+                    </a:graphicData>
+                  </a:graphic>
+                </wp:inline>
+              </w:drawing>
+            </w:r>
+          </w:p>
+          <w:p>
+            <w:pPr>
+              <w:spacing w:after="160"/>
+              <w:jc w:val="center"/>
+            </w:pPr>
+            <w:r>
+              <w:rPr>
+                <w:color w:val="6B7280"/>
+                <w:sz w:val="17"/>
+              </w:rPr>
+              <w:t>Formación · Aula · ES</w:t>
+            </w:r>
+          </w:p>
+        </w:tc>
+      </w:tr>
+    </w:tbl>
+    <w:p>
+      <w:pPr>
+        <w:spacing w:after="80"/>
+      </w:pPr>
+    </w:p>
+    <w:tbl>
+      <w:tblPr>
+        <w:tblW w:type="auto" w:w="0"/>
+        <w:jc w:val="center"/>
+        <w:tblBorders>
+          <w:top w:val="none"/>
+          <w:left w:val="none"/>
+          <w:bottom w:val="none"/>
+          <w:right w:val="none"/>
+          <w:insideH w:val="none"/>
+          <w:insideV w:val="none"/>
+        </w:tblBorders>
+        <w:tblLook w:firstColumn="1" w:firstRow="1" w:lastColumn="0" w:lastRow="0" w:noHBand="0" w:noVBand="1" w:val="04A0"/>
+      </w:tblPr>
+      <w:tblGrid>
+        <w:gridCol w:w="4819"/>
+        <w:gridCol w:w="4819"/>
+      </w:tblGrid>
+      <w:tr>
+        <w:tc>
+          <w:tcPr>
+            <w:tcW w:type="dxa" w:w="4819"/>
+          </w:tcPr>
+          <w:p>
+            <w:pPr>
+              <w:jc w:val="center"/>
+            </w:pPr>
+            <w:r>
+              <w:drawing>
+                <wp:inline xmlns:a="http://schemas.openxmlformats.org/drawingml/2006/main" xmlns:pic="http://schemas.openxmlformats.org/drawingml/2006/picture">
+                  <wp:extent cx="2304000" cy="7829126"/>
+                  <wp:docPr id="7" name="Picture 7"/>
+                  <wp:cNvGraphicFramePr>
+                    <a:graphicFrameLocks noChangeAspect="1"/>
+                  </wp:cNvGraphicFramePr>
+                  <a:graphic>
+                    <a:graphicData uri="http://schemas.openxmlformats.org/drawingml/2006/picture">
+                      <pic:pic>
+                        <pic:nvPicPr>
+                          <pic:cNvPr id="0" name="academy-bloques-gl.png"/>
+                          <pic:cNvPicPr/>
+                        </pic:nvPicPr>
+                        <pic:blipFill>
+                          <a:blip r:embed="rId15"/>
+                          <a:stretch>
+                            <a:fillRect/>
+                          </a:stretch>
+                        </pic:blipFill>
+                        <pic:spPr>
+                          <a:xfrm>
+                            <a:off x="0" y="0"/>
+                            <a:ext cx="2304000" cy="7829126"/>
+                          </a:xfrm>
+                          <a:prstGeom prst="rect"/>
+                        </pic:spPr>
+                      </pic:pic>
+                    </a:graphicData>
+                  </a:graphic>
+                </wp:inline>
+              </w:drawing>
+            </w:r>
+          </w:p>
+          <w:p>
+            <w:pPr>
+              <w:spacing w:after="160"/>
+              <w:jc w:val="center"/>
+            </w:pPr>
+            <w:r>
+              <w:rPr>
+                <w:color w:val="6B7280"/>
+                <w:sz w:val="17"/>
+              </w:rPr>
+              <w:t>Academy · Familias · GL</w:t>
+            </w:r>
+          </w:p>
+        </w:tc>
+        <w:tc>
+          <w:tcPr>
+            <w:tcW w:type="dxa" w:w="4819"/>
+          </w:tcPr>
+          <w:p>
+            <w:pPr>
+              <w:jc w:val="center"/>
+            </w:pPr>
+            <w:r>
+              <w:drawing>
+                <wp:inline xmlns:a="http://schemas.openxmlformats.org/drawingml/2006/main" xmlns:pic="http://schemas.openxmlformats.org/drawingml/2006/picture">
+                  <wp:extent cx="2304000" cy="7829126"/>
+                  <wp:docPr id="8" name="Picture 8"/>
+                  <wp:cNvGraphicFramePr>
+                    <a:graphicFrameLocks noChangeAspect="1"/>
+                  </wp:cNvGraphicFramePr>
+                  <a:graphic>
+                    <a:graphicData uri="http://schemas.openxmlformats.org/drawingml/2006/picture">
+                      <pic:pic>
+                        <pic:nvPicPr>
+                          <pic:cNvPr id="0" name="academy-bloques-es.png"/>
+                          <pic:cNvPicPr/>
+                        </pic:nvPicPr>
+                        <pic:blipFill>
+                          <a:blip r:embed="rId16"/>
+                          <a:stretch>
+                            <a:fillRect/>
+                          </a:stretch>
+                        </pic:blipFill>
+                        <pic:spPr>
+                          <a:xfrm>
+                            <a:off x="0" y="0"/>
+                            <a:ext cx="2304000" cy="7829126"/>
+                          </a:xfrm>
+                          <a:prstGeom prst="rect"/>
+                        </pic:spPr>
+                      </pic:pic>
+                    </a:graphicData>
+                  </a:graphic>
+                </wp:inline>
+              </w:drawing>
+            </w:r>
+          </w:p>
+          <w:p>
+            <w:pPr>
+              <w:spacing w:after="160"/>
+              <w:jc w:val="center"/>
+            </w:pPr>
+            <w:r>
+              <w:rPr>
+                <w:color w:val="6B7280"/>
+                <w:sz w:val="17"/>
+              </w:rPr>
+              <w:t>Academy · Familias · ES</w:t>
+            </w:r>
+          </w:p>
+        </w:tc>
+      </w:tr>
+    </w:tbl>
+    <w:p>
+      <w:pPr>
+        <w:spacing w:after="80"/>
+      </w:pPr>
+    </w:p>
+    <w:tbl>
+      <w:tblPr>
+        <w:tblW w:type="auto" w:w="0"/>
+        <w:jc w:val="center"/>
+        <w:tblBorders>
+          <w:top w:val="none"/>
+          <w:left w:val="none"/>
+          <w:bottom w:val="none"/>
+          <w:right w:val="none"/>
+          <w:insideH w:val="none"/>
+          <w:insideV w:val="none"/>
+        </w:tblBorders>
+        <w:tblLook w:firstColumn="1" w:firstRow="1" w:lastColumn="0" w:lastRow="0" w:noHBand="0" w:noVBand="1" w:val="04A0"/>
+      </w:tblPr>
+      <w:tblGrid>
+        <w:gridCol w:w="4819"/>
+        <w:gridCol w:w="4819"/>
+      </w:tblGrid>
+      <w:tr>
+        <w:tc>
+          <w:tcPr>
+            <w:tcW w:type="dxa" w:w="4819"/>
+          </w:tcPr>
+          <w:p>
+            <w:pPr>
+              <w:jc w:val="center"/>
+            </w:pPr>
+            <w:r>
+              <w:drawing>
+                <wp:inline xmlns:a="http://schemas.openxmlformats.org/drawingml/2006/main" xmlns:pic="http://schemas.openxmlformats.org/drawingml/2006/picture">
+                  <wp:extent cx="2304000" cy="5116893"/>
+                  <wp:docPr id="9" name="Picture 9"/>
+                  <wp:cNvGraphicFramePr>
+                    <a:graphicFrameLocks noChangeAspect="1"/>
+                  </wp:cNvGraphicFramePr>
+                  <a:graphic>
+                    <a:graphicData uri="http://schemas.openxmlformats.org/drawingml/2006/picture">
+                      <pic:pic>
+                        <pic:nvPicPr>
+                          <pic:cNvPr id="0" name="academy-lector-gl.png"/>
+                          <pic:cNvPicPr/>
+                        </pic:nvPicPr>
+                        <pic:blipFill>
+                          <a:blip r:embed="rId17"/>
+                          <a:stretch>
+                            <a:fillRect/>
+                          </a:stretch>
+                        </pic:blipFill>
+                        <pic:spPr>
+                          <a:xfrm>
+                            <a:off x="0" y="0"/>
+                            <a:ext cx="2304000" cy="5116893"/>
+                          </a:xfrm>
+                          <a:prstGeom prst="rect"/>
+                        </pic:spPr>
+                      </pic:pic>
+                    </a:graphicData>
+                  </a:graphic>
+                </wp:inline>
+              </w:drawing>
+            </w:r>
+          </w:p>
+          <w:p>
+            <w:pPr>
+              <w:spacing w:after="160"/>
+              <w:jc w:val="center"/>
+            </w:pPr>
+            <w:r>
+              <w:rPr>
+                <w:color w:val="6B7280"/>
+                <w:sz w:val="17"/>
+              </w:rPr>
+              <w:t>Lector de cápsula · GL</w:t>
+            </w:r>
+          </w:p>
+        </w:tc>
+        <w:tc>
+          <w:tcPr>
+            <w:tcW w:type="dxa" w:w="4819"/>
+          </w:tcPr>
+          <w:p>
+            <w:pPr>
+              <w:jc w:val="center"/>
+            </w:pPr>
+            <w:r>
+              <w:drawing>
+                <wp:inline xmlns:a="http://schemas.openxmlformats.org/drawingml/2006/main" xmlns:pic="http://schemas.openxmlformats.org/drawingml/2006/picture">
+                  <wp:extent cx="2304000" cy="5116893"/>
+                  <wp:docPr id="10" name="Picture 10"/>
+                  <wp:cNvGraphicFramePr>
+                    <a:graphicFrameLocks noChangeAspect="1"/>
+                  </wp:cNvGraphicFramePr>
+                  <a:graphic>
+                    <a:graphicData uri="http://schemas.openxmlformats.org/drawingml/2006/picture">
+                      <pic:pic>
+                        <pic:nvPicPr>
+                          <pic:cNvPr id="0" name="academy-lector-es.png"/>
+                          <pic:cNvPicPr/>
+                        </pic:nvPicPr>
+                        <pic:blipFill>
+                          <a:blip r:embed="rId18"/>
+                          <a:stretch>
+                            <a:fillRect/>
+                          </a:stretch>
+                        </pic:blipFill>
+                        <pic:spPr>
+                          <a:xfrm>
+                            <a:off x="0" y="0"/>
+                            <a:ext cx="2304000" cy="5116893"/>
+                          </a:xfrm>
+                          <a:prstGeom prst="rect"/>
+                        </pic:spPr>
+                      </pic:pic>
+                    </a:graphicData>
+                  </a:graphic>
+                </wp:inline>
+              </w:drawing>
+            </w:r>
+          </w:p>
+          <w:p>
+            <w:pPr>
+              <w:spacing w:after="160"/>
+              <w:jc w:val="center"/>
+            </w:pPr>
+            <w:r>
+              <w:rPr>
+                <w:color w:val="6B7280"/>
+                <w:sz w:val="17"/>
+              </w:rPr>
+              <w:t>Lector de cápsula · ES</w:t>
+            </w:r>
+          </w:p>
+        </w:tc>
+      </w:tr>
+    </w:tbl>
+    <w:p>
+      <w:pPr>
+        <w:spacing w:after="80"/>
+      </w:pPr>
+    </w:p>
+    <w:tbl>
+      <w:tblPr>
+        <w:tblW w:type="auto" w:w="0"/>
+        <w:jc w:val="center"/>
+        <w:tblBorders>
+          <w:top w:val="none"/>
+          <w:left w:val="none"/>
+          <w:bottom w:val="none"/>
+          <w:right w:val="none"/>
+          <w:insideH w:val="none"/>
+          <w:insideV w:val="none"/>
+        </w:tblBorders>
+        <w:tblLook w:firstColumn="1" w:firstRow="1" w:lastColumn="0" w:lastRow="0" w:noHBand="0" w:noVBand="1" w:val="04A0"/>
+      </w:tblPr>
+      <w:tblGrid>
+        <w:gridCol w:w="4819"/>
+        <w:gridCol w:w="4819"/>
+      </w:tblGrid>
+      <w:tr>
+        <w:tc>
+          <w:tcPr>
+            <w:tcW w:type="dxa" w:w="4819"/>
+          </w:tcPr>
+          <w:p>
+            <w:pPr>
+              <w:jc w:val="center"/>
+            </w:pPr>
+            <w:r>
+              <w:drawing>
+                <wp:inline xmlns:a="http://schemas.openxmlformats.org/drawingml/2006/main" xmlns:pic="http://schemas.openxmlformats.org/drawingml/2006/picture">
+                  <wp:extent cx="2304000" cy="9506796"/>
+                  <wp:docPr id="11" name="Picture 11"/>
+                  <wp:cNvGraphicFramePr>
+                    <a:graphicFrameLocks noChangeAspect="1"/>
+                  </wp:cNvGraphicFramePr>
+                  <a:graphic>
+                    <a:graphicData uri="http://schemas.openxmlformats.org/drawingml/2006/picture">
+                      <pic:pic>
+                        <pic:nvPicPr>
+                          <pic:cNvPr id="0" name="premios-gl.png"/>
+                          <pic:cNvPicPr/>
+                        </pic:nvPicPr>
+                        <pic:blipFill>
+                          <a:blip r:embed="rId19"/>
+                          <a:stretch>
+                            <a:fillRect/>
+                          </a:stretch>
+                        </pic:blipFill>
+                        <pic:spPr>
+                          <a:xfrm>
+                            <a:off x="0" y="0"/>
+                            <a:ext cx="2304000" cy="9506796"/>
+                          </a:xfrm>
+                          <a:prstGeom prst="rect"/>
+                        </pic:spPr>
+                      </pic:pic>
+                    </a:graphicData>
+                  </a:graphic>
+                </wp:inline>
+              </w:drawing>
+            </w:r>
+          </w:p>
+          <w:p>
+            <w:pPr>
+              <w:spacing w:after="160"/>
+              <w:jc w:val="center"/>
+            </w:pPr>
+            <w:r>
+              <w:rPr>
+                <w:color w:val="6B7280"/>
+                <w:sz w:val="17"/>
+              </w:rPr>
+              <w:t>Los premios de Lúa · GL</w:t>
+            </w:r>
+          </w:p>
+        </w:tc>
+        <w:tc>
+          <w:tcPr>
+            <w:tcW w:type="dxa" w:w="4819"/>
+          </w:tcPr>
+          <w:p>
+            <w:pPr>
+              <w:jc w:val="center"/>
+            </w:pPr>
+            <w:r>
+              <w:drawing>
+                <wp:inline xmlns:a="http://schemas.openxmlformats.org/drawingml/2006/main" xmlns:pic="http://schemas.openxmlformats.org/drawingml/2006/picture">
+                  <wp:extent cx="2304000" cy="9506796"/>
+                  <wp:docPr id="12" name="Picture 12"/>
+                  <wp:cNvGraphicFramePr>
+                    <a:graphicFrameLocks noChangeAspect="1"/>
+                  </wp:cNvGraphicFramePr>
+                  <a:graphic>
+                    <a:graphicData uri="http://schemas.openxmlformats.org/drawingml/2006/picture">
+                      <pic:pic>
+                        <pic:nvPicPr>
+                          <pic:cNvPr id="0" name="premios-es.png"/>
+                          <pic:cNvPicPr/>
+                        </pic:nvPicPr>
+                        <pic:blipFill>
+                          <a:blip r:embed="rId20"/>
+                          <a:stretch>
+                            <a:fillRect/>
+                          </a:stretch>
+                        </pic:blipFill>
+                        <pic:spPr>
+                          <a:xfrm>
+                            <a:off x="0" y="0"/>
+                            <a:ext cx="2304000" cy="9506796"/>
+                          </a:xfrm>
+                          <a:prstGeom prst="rect"/>
+                        </pic:spPr>
+                      </pic:pic>
+                    </a:graphicData>
+                  </a:graphic>
+                </wp:inline>
+              </w:drawing>
+            </w:r>
+          </w:p>
+          <w:p>
+            <w:pPr>
+              <w:spacing w:after="160"/>
+              <w:jc w:val="center"/>
+            </w:pPr>
+            <w:r>
+              <w:rPr>
+                <w:color w:val="6B7280"/>
+                <w:sz w:val="17"/>
+              </w:rPr>
+              <w:t>Los premios de Lúa · ES</w:t>
+            </w:r>
+          </w:p>
+        </w:tc>
+      </w:tr>
+    </w:tbl>
+    <w:p>
+      <w:pPr>
+        <w:spacing w:after="80"/>
+      </w:pPr>
+    </w:p>
+    <w:tbl>
+      <w:tblPr>
+        <w:tblW w:type="auto" w:w="0"/>
+        <w:jc w:val="center"/>
+        <w:tblBorders>
+          <w:top w:val="none"/>
+          <w:left w:val="none"/>
+          <w:bottom w:val="none"/>
+          <w:right w:val="none"/>
+          <w:insideH w:val="none"/>
+          <w:insideV w:val="none"/>
+        </w:tblBorders>
+        <w:tblLook w:firstColumn="1" w:firstRow="1" w:lastColumn="0" w:lastRow="0" w:noHBand="0" w:noVBand="1" w:val="04A0"/>
+      </w:tblPr>
+      <w:tblGrid>
+        <w:gridCol w:w="4819"/>
+        <w:gridCol w:w="4819"/>
+      </w:tblGrid>
+      <w:tr>
+        <w:tc>
+          <w:tcPr>
+            <w:tcW w:type="dxa" w:w="4819"/>
+          </w:tcPr>
+          <w:p>
+            <w:pPr>
+              <w:jc w:val="center"/>
+            </w:pPr>
+            <w:r>
+              <w:drawing>
+                <wp:inline xmlns:a="http://schemas.openxmlformats.org/drawingml/2006/main" xmlns:pic="http://schemas.openxmlformats.org/drawingml/2006/picture">
+                  <wp:extent cx="2304000" cy="8388350"/>
+                  <wp:docPr id="13" name="Picture 13"/>
+                  <wp:cNvGraphicFramePr>
+                    <a:graphicFrameLocks noChangeAspect="1"/>
+                  </wp:cNvGraphicFramePr>
+                  <a:graphic>
+                    <a:graphicData uri="http://schemas.openxmlformats.org/drawingml/2006/picture">
+                      <pic:pic>
+                        <pic:nvPicPr>
+                          <pic:cNvPr id="0" name="creditos-gl.png"/>
+                          <pic:cNvPicPr/>
+                        </pic:nvPicPr>
+                        <pic:blipFill>
+                          <a:blip r:embed="rId21"/>
+                          <a:stretch>
+                            <a:fillRect/>
+                          </a:stretch>
+                        </pic:blipFill>
+                        <pic:spPr>
+                          <a:xfrm>
+                            <a:off x="0" y="0"/>
+                            <a:ext cx="2304000" cy="8388350"/>
+                          </a:xfrm>
+                          <a:prstGeom prst="rect"/>
+                        </pic:spPr>
+                      </pic:pic>
+                    </a:graphicData>
+                  </a:graphic>
+                </wp:inline>
+              </w:drawing>
+            </w:r>
+          </w:p>
+          <w:p>
+            <w:pPr>
+              <w:spacing w:after="160"/>
+              <w:jc w:val="center"/>
+            </w:pPr>
+            <w:r>
+              <w:rPr>
+                <w:color w:val="6B7280"/>
+                <w:sz w:val="17"/>
+              </w:rPr>
+              <w:t>Créditos · GL</w:t>
+            </w:r>
+          </w:p>
+        </w:tc>
+        <w:tc>
+          <w:tcPr>
+            <w:tcW w:type="dxa" w:w="4819"/>
+          </w:tcPr>
+          <w:p>
+            <w:pPr>
+              <w:jc w:val="center"/>
+            </w:pPr>
+            <w:r>
+              <w:drawing>
+                <wp:inline xmlns:a="http://schemas.openxmlformats.org/drawingml/2006/main" xmlns:pic="http://schemas.openxmlformats.org/drawingml/2006/picture">
+                  <wp:extent cx="2304000" cy="8388350"/>
+                  <wp:docPr id="14" name="Picture 14"/>
+                  <wp:cNvGraphicFramePr>
+                    <a:graphicFrameLocks noChangeAspect="1"/>
+                  </wp:cNvGraphicFramePr>
+                  <a:graphic>
+                    <a:graphicData uri="http://schemas.openxmlformats.org/drawingml/2006/picture">
+                      <pic:pic>
+                        <pic:nvPicPr>
+                          <pic:cNvPr id="0" name="creditos-es.png"/>
+                          <pic:cNvPicPr/>
+                        </pic:nvPicPr>
+                        <pic:blipFill>
+                          <a:blip r:embed="rId22"/>
+                          <a:stretch>
+                            <a:fillRect/>
+                          </a:stretch>
+                        </pic:blipFill>
+                        <pic:spPr>
+                          <a:xfrm>
+                            <a:off x="0" y="0"/>
+                            <a:ext cx="2304000" cy="8388350"/>
+                          </a:xfrm>
+                          <a:prstGeom prst="rect"/>
+                        </pic:spPr>
+                      </pic:pic>
+                    </a:graphicData>
+                  </a:graphic>
+                </wp:inline>
+              </w:drawing>
+            </w:r>
+          </w:p>
+          <w:p>
+            <w:pPr>
+              <w:spacing w:after="160"/>
+              <w:jc w:val="center"/>
+            </w:pPr>
+            <w:r>
+              <w:rPr>
+                <w:color w:val="6B7280"/>
+                <w:sz w:val="17"/>
+              </w:rPr>
+              <w:t>Créditos · ES</w:t>
+            </w:r>
+          </w:p>
+        </w:tc>
+      </w:tr>
+    </w:tbl>
+    <w:p>
+      <w:pPr>
+        <w:spacing w:after="80"/>
+      </w:pPr>
     </w:p>
     <w:p>
       <w:r>
@@ -3098,6 +4266,886 @@
         <w:t>No es un fallo tuyo ni del aparato. El metrónomo visual, la letra y la consigna funcionan igual.</w:t>
       </w:r>
     </w:p>
+    <w:tbl>
+      <w:tblPr>
+        <w:tblW w:type="auto" w:w="0"/>
+        <w:tblBorders>
+          <w:top w:val="none"/>
+          <w:left w:val="none"/>
+          <w:bottom w:val="none"/>
+          <w:right w:val="none"/>
+          <w:insideH w:val="none"/>
+          <w:insideV w:val="none"/>
+        </w:tblBorders>
+        <w:tblLook w:firstColumn="1" w:firstRow="1" w:lastColumn="0" w:lastRow="0" w:noHBand="0" w:noVBand="1" w:val="04A0"/>
+      </w:tblPr>
+      <w:tblGrid>
+        <w:gridCol w:w="9638"/>
+      </w:tblGrid>
+      <w:tr>
+        <w:tc>
+          <w:tcPr>
+            <w:tcW w:type="dxa" w:w="9638"/>
+            <w:shd w:val="clear" w:fill="1B4965"/>
+          </w:tcPr>
+          <w:p>
+            <w:pPr>
+              <w:spacing w:after="0"/>
+            </w:pPr>
+            <w:r>
+              <w:rPr>
+                <w:b/>
+                <w:i w:val="0"/>
+                <w:color w:val="FFFFFF"/>
+                <w:sz w:val="18"/>
+              </w:rPr>
+              <w:t>CU-7</w:t>
+            </w:r>
+          </w:p>
+          <w:p>
+            <w:pPr>
+              <w:spacing w:after="0"/>
+            </w:pPr>
+            <w:r>
+              <w:rPr>
+                <w:b/>
+                <w:i w:val="0"/>
+                <w:color w:val="FFFFFF"/>
+                <w:sz w:val="26"/>
+              </w:rPr>
+              <w:t>Escuchar cómo se dice</w:t>
+            </w:r>
+          </w:p>
+        </w:tc>
+      </w:tr>
+    </w:tbl>
+    <w:p>
+      <w:pPr>
+        <w:spacing w:after="40"/>
+      </w:pPr>
+    </w:p>
+    <w:tbl>
+      <w:tblPr>
+        <w:tblStyle w:val="TableGrid"/>
+        <w:tblW w:type="auto" w:w="0"/>
+        <w:tblLook w:firstColumn="1" w:firstRow="1" w:lastColumn="0" w:lastRow="0" w:noHBand="0" w:noVBand="1" w:val="04A0"/>
+      </w:tblPr>
+      <w:tblGrid>
+        <w:gridCol w:w="2381"/>
+        <w:gridCol w:w="4819"/>
+      </w:tblGrid>
+      <w:tr>
+        <w:tc>
+          <w:tcPr>
+            <w:tcW w:type="dxa" w:w="4819"/>
+            <w:shd w:val="clear" w:fill="F9FBFC"/>
+          </w:tcPr>
+          <w:p>
+            <w:pPr>
+              <w:spacing w:after="20"/>
+            </w:pPr>
+            <w:r>
+              <w:rPr>
+                <w:b/>
+                <w:i w:val="0"/>
+                <w:color w:val="6B7280"/>
+                <w:sz w:val="18"/>
+              </w:rPr>
+              <w:t>Quién</w:t>
+            </w:r>
+          </w:p>
+        </w:tc>
+        <w:tc>
+          <w:tcPr>
+            <w:tcW w:type="dxa" w:w="4819"/>
+          </w:tcPr>
+          <w:p>
+            <w:pPr>
+              <w:spacing w:after="20"/>
+            </w:pPr>
+            <w:r>
+              <w:rPr>
+                <w:b w:val="0"/>
+                <w:i w:val="0"/>
+                <w:sz w:val="18"/>
+              </w:rPr>
+              <w:t>La docente, y también la familia en Academy</w:t>
+            </w:r>
+          </w:p>
+        </w:tc>
+      </w:tr>
+      <w:tr>
+        <w:tc>
+          <w:tcPr>
+            <w:tcW w:type="dxa" w:w="4819"/>
+            <w:shd w:val="clear" w:fill="F9FBFC"/>
+          </w:tcPr>
+          <w:p>
+            <w:pPr>
+              <w:spacing w:after="20"/>
+            </w:pPr>
+            <w:r>
+              <w:rPr>
+                <w:b/>
+                <w:i w:val="0"/>
+                <w:color w:val="6B7280"/>
+                <w:sz w:val="18"/>
+              </w:rPr>
+              <w:t>Cuándo</w:t>
+            </w:r>
+          </w:p>
+        </w:tc>
+        <w:tc>
+          <w:tcPr>
+            <w:tcW w:type="dxa" w:w="4819"/>
+          </w:tcPr>
+          <w:p>
+            <w:pPr>
+              <w:spacing w:after="20"/>
+            </w:pPr>
+            <w:r>
+              <w:rPr>
+                <w:b w:val="0"/>
+                <w:i w:val="0"/>
+                <w:sz w:val="18"/>
+              </w:rPr>
+              <w:t>Antes de decirlo en voz alta, o mientras se prepara</w:t>
+            </w:r>
+          </w:p>
+        </w:tc>
+      </w:tr>
+      <w:tr>
+        <w:tc>
+          <w:tcPr>
+            <w:tcW w:type="dxa" w:w="4819"/>
+            <w:shd w:val="clear" w:fill="F9FBFC"/>
+          </w:tcPr>
+          <w:p>
+            <w:pPr>
+              <w:spacing w:after="20"/>
+            </w:pPr>
+            <w:r>
+              <w:rPr>
+                <w:b/>
+                <w:i w:val="0"/>
+                <w:color w:val="6B7280"/>
+                <w:sz w:val="18"/>
+              </w:rPr>
+              <w:t>Resultado</w:t>
+            </w:r>
+          </w:p>
+        </w:tc>
+        <w:tc>
+          <w:tcPr>
+            <w:tcW w:type="dxa" w:w="4819"/>
+          </w:tcPr>
+          <w:p>
+            <w:pPr>
+              <w:spacing w:after="20"/>
+            </w:pPr>
+            <w:r>
+              <w:rPr>
+                <w:b w:val="0"/>
+                <w:i w:val="0"/>
+                <w:sz w:val="18"/>
+              </w:rPr>
+              <w:t>Oír la pronunciación modelo de ese texto exacto</w:t>
+            </w:r>
+          </w:p>
+        </w:tc>
+      </w:tr>
+    </w:tbl>
+    <w:p>
+      <w:pPr>
+        <w:spacing w:after="80"/>
+      </w:pPr>
+    </w:p>
+    <w:p>
+      <w:pPr>
+        <w:spacing w:after="120"/>
+      </w:pPr>
+      <w:r>
+        <w:rPr>
+          <w:b w:val="0"/>
+          <w:i w:val="0"/>
+        </w:rPr>
+        <w:t>Casi todas las tarjetas con texto seguido llevan un botón de altavoz: la lectura del cuento y su pregunta, las preguntas con su respuesta esperada y su consejo, el aviso de seguridad y los pasos de la exploración, las matemáticas, el mensaje para las familias, y en Academy las cuatro partes de la cápsula y cada afirmación.</w:t>
+      </w:r>
+    </w:p>
+    <w:p>
+      <w:pPr>
+        <w:spacing w:after="120"/>
+      </w:pPr>
+      <w:r>
+        <w:rPr>
+          <w:b w:val="0"/>
+          <w:i w:val="0"/>
+        </w:rPr>
+        <w:t xml:space="preserve">Suena la lengua que esté seleccionada. En gallego habla </w:t>
+      </w:r>
+      <w:r>
+        <w:rPr>
+          <w:b/>
+          <w:i w:val="0"/>
+        </w:rPr>
+        <w:t>Celtia</w:t>
+      </w:r>
+      <w:r>
+        <w:rPr>
+          <w:b w:val="0"/>
+          <w:i w:val="0"/>
+        </w:rPr>
+        <w:t xml:space="preserve">, del Proxecto Nós; en castellano, </w:t>
+      </w:r>
+      <w:r>
+        <w:rPr>
+          <w:b/>
+          <w:i w:val="0"/>
+        </w:rPr>
+        <w:t>Sharvard</w:t>
+      </w:r>
+      <w:r>
+        <w:rPr>
+          <w:b w:val="0"/>
+          <w:i w:val="0"/>
+        </w:rPr>
+        <w:t>. Las grabaciones viajan dentro de la app: los modelos de voz no se ejecutan en el aparato y no hace falta conexión.</w:t>
+      </w:r>
+    </w:p>
+    <w:tbl>
+      <w:tblPr>
+        <w:tblW w:type="auto" w:w="0"/>
+        <w:tblBorders>
+          <w:top w:val="none"/>
+          <w:left w:val="none"/>
+          <w:bottom w:val="none"/>
+          <w:right w:val="none"/>
+          <w:insideH w:val="none"/>
+          <w:insideV w:val="none"/>
+        </w:tblBorders>
+        <w:tblLook w:firstColumn="1" w:firstRow="1" w:lastColumn="0" w:lastRow="0" w:noHBand="0" w:noVBand="1" w:val="04A0"/>
+      </w:tblPr>
+      <w:tblGrid>
+        <w:gridCol w:w="9638"/>
+      </w:tblGrid>
+      <w:tr>
+        <w:tc>
+          <w:tcPr>
+            <w:tcW w:type="dxa" w:w="9638"/>
+            <w:shd w:val="clear" w:fill="EEF6F9"/>
+          </w:tcPr>
+          <w:p>
+            <w:pPr>
+              <w:spacing w:after="40"/>
+            </w:pPr>
+            <w:r>
+              <w:rPr>
+                <w:b/>
+                <w:i w:val="0"/>
+                <w:color w:val="1B4965"/>
+                <w:sz w:val="18"/>
+              </w:rPr>
+              <w:t>Por qué esto importa en gallego</w:t>
+            </w:r>
+          </w:p>
+          <w:p>
+            <w:pPr>
+              <w:spacing w:after="40"/>
+            </w:pPr>
+            <w:r>
+              <w:rPr>
+                <w:b w:val="0"/>
+                <w:i w:val="0"/>
+                <w:sz w:val="20"/>
+              </w:rPr>
+              <w:t>Quien no creció hablando gallego puede oír cómo suena la frase antes de decirla delante del grupo. Es el uso para el que existe una voz neuronal gallega en esta app.</w:t>
+            </w:r>
+          </w:p>
+        </w:tc>
+      </w:tr>
+    </w:tbl>
+    <w:p>
+      <w:pPr>
+        <w:spacing w:after="80"/>
+      </w:pPr>
+    </w:p>
+    <w:p>
+      <w:pPr>
+        <w:spacing w:after="120"/>
+      </w:pPr>
+      <w:r>
+        <w:rPr>
+          <w:b w:val="0"/>
+          <w:i w:val="0"/>
+          <w:color w:val="6B7280"/>
+          <w:sz w:val="18"/>
+        </w:rPr>
+        <w:t>Si una tarjeta no tiene botón, ese texto no tiene grabación. El botón no se pinta apagado a propósito: un altavoz que no suena promete algo que no cumple.</w:t>
+      </w:r>
+    </w:p>
+    <w:tbl>
+      <w:tblPr>
+        <w:tblW w:type="auto" w:w="0"/>
+        <w:tblBorders>
+          <w:top w:val="none"/>
+          <w:left w:val="none"/>
+          <w:bottom w:val="none"/>
+          <w:right w:val="none"/>
+          <w:insideH w:val="none"/>
+          <w:insideV w:val="none"/>
+        </w:tblBorders>
+        <w:tblLook w:firstColumn="1" w:firstRow="1" w:lastColumn="0" w:lastRow="0" w:noHBand="0" w:noVBand="1" w:val="04A0"/>
+      </w:tblPr>
+      <w:tblGrid>
+        <w:gridCol w:w="9638"/>
+      </w:tblGrid>
+      <w:tr>
+        <w:tc>
+          <w:tcPr>
+            <w:tcW w:type="dxa" w:w="9638"/>
+            <w:shd w:val="clear" w:fill="1B4965"/>
+          </w:tcPr>
+          <w:p>
+            <w:pPr>
+              <w:spacing w:after="0"/>
+            </w:pPr>
+            <w:r>
+              <w:rPr>
+                <w:b/>
+                <w:i w:val="0"/>
+                <w:color w:val="FFFFFF"/>
+                <w:sz w:val="18"/>
+              </w:rPr>
+              <w:t>CU-8</w:t>
+            </w:r>
+          </w:p>
+          <w:p>
+            <w:pPr>
+              <w:spacing w:after="0"/>
+            </w:pPr>
+            <w:r>
+              <w:rPr>
+                <w:b/>
+                <w:i w:val="0"/>
+                <w:color w:val="FFFFFF"/>
+                <w:sz w:val="26"/>
+              </w:rPr>
+              <w:t>Leer la formación de un paso</w:t>
+            </w:r>
+          </w:p>
+        </w:tc>
+      </w:tr>
+    </w:tbl>
+    <w:p>
+      <w:pPr>
+        <w:spacing w:after="40"/>
+      </w:pPr>
+    </w:p>
+    <w:tbl>
+      <w:tblPr>
+        <w:tblStyle w:val="TableGrid"/>
+        <w:tblW w:type="auto" w:w="0"/>
+        <w:tblLook w:firstColumn="1" w:firstRow="1" w:lastColumn="0" w:lastRow="0" w:noHBand="0" w:noVBand="1" w:val="04A0"/>
+      </w:tblPr>
+      <w:tblGrid>
+        <w:gridCol w:w="2381"/>
+        <w:gridCol w:w="4819"/>
+      </w:tblGrid>
+      <w:tr>
+        <w:tc>
+          <w:tcPr>
+            <w:tcW w:type="dxa" w:w="4819"/>
+            <w:shd w:val="clear" w:fill="F9FBFC"/>
+          </w:tcPr>
+          <w:p>
+            <w:pPr>
+              <w:spacing w:after="20"/>
+            </w:pPr>
+            <w:r>
+              <w:rPr>
+                <w:b/>
+                <w:i w:val="0"/>
+                <w:color w:val="6B7280"/>
+                <w:sz w:val="18"/>
+              </w:rPr>
+              <w:t>Quién</w:t>
+            </w:r>
+          </w:p>
+        </w:tc>
+        <w:tc>
+          <w:tcPr>
+            <w:tcW w:type="dxa" w:w="4819"/>
+          </w:tcPr>
+          <w:p>
+            <w:pPr>
+              <w:spacing w:after="20"/>
+            </w:pPr>
+            <w:r>
+              <w:rPr>
+                <w:b w:val="0"/>
+                <w:i w:val="0"/>
+                <w:sz w:val="18"/>
+              </w:rPr>
+              <w:t>La docente</w:t>
+            </w:r>
+          </w:p>
+        </w:tc>
+      </w:tr>
+      <w:tr>
+        <w:tc>
+          <w:tcPr>
+            <w:tcW w:type="dxa" w:w="4819"/>
+            <w:shd w:val="clear" w:fill="F9FBFC"/>
+          </w:tcPr>
+          <w:p>
+            <w:pPr>
+              <w:spacing w:after="20"/>
+            </w:pPr>
+            <w:r>
+              <w:rPr>
+                <w:b/>
+                <w:i w:val="0"/>
+                <w:color w:val="6B7280"/>
+                <w:sz w:val="18"/>
+              </w:rPr>
+              <w:t>Cuándo</w:t>
+            </w:r>
+          </w:p>
+        </w:tc>
+        <w:tc>
+          <w:tcPr>
+            <w:tcW w:type="dxa" w:w="4819"/>
+          </w:tcPr>
+          <w:p>
+            <w:pPr>
+              <w:spacing w:after="20"/>
+            </w:pPr>
+            <w:r>
+              <w:rPr>
+                <w:b w:val="0"/>
+                <w:i w:val="0"/>
+                <w:sz w:val="18"/>
+              </w:rPr>
+              <w:t>Antes o después de la asamblea, nunca delante del grupo</w:t>
+            </w:r>
+          </w:p>
+        </w:tc>
+      </w:tr>
+      <w:tr>
+        <w:tc>
+          <w:tcPr>
+            <w:tcW w:type="dxa" w:w="4819"/>
+            <w:shd w:val="clear" w:fill="F9FBFC"/>
+          </w:tcPr>
+          <w:p>
+            <w:pPr>
+              <w:spacing w:after="20"/>
+            </w:pPr>
+            <w:r>
+              <w:rPr>
+                <w:b/>
+                <w:i w:val="0"/>
+                <w:color w:val="6B7280"/>
+                <w:sz w:val="18"/>
+              </w:rPr>
+              <w:t>Resultado</w:t>
+            </w:r>
+          </w:p>
+        </w:tc>
+        <w:tc>
+          <w:tcPr>
+            <w:tcW w:type="dxa" w:w="4819"/>
+          </w:tcPr>
+          <w:p>
+            <w:pPr>
+              <w:spacing w:after="20"/>
+            </w:pPr>
+            <w:r>
+              <w:rPr>
+                <w:b w:val="0"/>
+                <w:i w:val="0"/>
+                <w:sz w:val="18"/>
+              </w:rPr>
+              <w:t>Una lectura de tres minutos sobre el paso que toca</w:t>
+            </w:r>
+          </w:p>
+        </w:tc>
+      </w:tr>
+    </w:tbl>
+    <w:p>
+      <w:pPr>
+        <w:spacing w:after="80"/>
+      </w:pPr>
+    </w:p>
+    <w:p>
+      <w:pPr>
+        <w:spacing w:after="120"/>
+      </w:pPr>
+      <w:r>
+        <w:rPr>
+          <w:b w:val="0"/>
+          <w:i w:val="0"/>
+        </w:rPr>
+        <w:t xml:space="preserve">En la lista de unidades, arriba, el botón </w:t>
+      </w:r>
+      <w:r>
+        <w:rPr>
+          <w:b/>
+          <w:i w:val="0"/>
+        </w:rPr>
+        <w:t>«Formación: los seis pasos de la asamblea»</w:t>
+      </w:r>
+      <w:r>
+        <w:rPr>
+          <w:b w:val="0"/>
+          <w:i w:val="0"/>
+        </w:rPr>
+        <w:t>. Hay una cápsula por cada paso, en su orden: el pulso, el cuento, las preguntas, la exploración, las matemáticas y el puente con la casa. Se leen igual que las de Academy —cuatro partes y una reflexión—, con la diferencia de que la tercera dice «Qué hacer en la asamblea» y no «Qué hacer en casa».</w:t>
+      </w:r>
+    </w:p>
+    <w:p>
+      <w:pPr>
+        <w:spacing w:after="120"/>
+      </w:pPr>
+      <w:r>
+        <w:rPr>
+          <w:b w:val="0"/>
+          <w:i w:val="0"/>
+        </w:rPr>
+        <w:t xml:space="preserve">Leerla entera suma al recorrido de premios </w:t>
+      </w:r>
+      <w:r>
+        <w:rPr>
+          <w:b w:val="0"/>
+          <w:i/>
+        </w:rPr>
+        <w:t>de la docente</w:t>
+      </w:r>
+      <w:r>
+        <w:rPr>
+          <w:b w:val="0"/>
+          <w:i w:val="0"/>
+        </w:rPr>
+        <w:t>, no al de las familias.</w:t>
+      </w:r>
+    </w:p>
+    <w:tbl>
+      <w:tblPr>
+        <w:tblW w:type="auto" w:w="0"/>
+        <w:tblBorders>
+          <w:top w:val="none"/>
+          <w:left w:val="none"/>
+          <w:bottom w:val="none"/>
+          <w:right w:val="none"/>
+          <w:insideH w:val="none"/>
+          <w:insideV w:val="none"/>
+        </w:tblBorders>
+        <w:tblLook w:firstColumn="1" w:firstRow="1" w:lastColumn="0" w:lastRow="0" w:noHBand="0" w:noVBand="1" w:val="04A0"/>
+      </w:tblPr>
+      <w:tblGrid>
+        <w:gridCol w:w="9638"/>
+      </w:tblGrid>
+      <w:tr>
+        <w:tc>
+          <w:tcPr>
+            <w:tcW w:type="dxa" w:w="9638"/>
+            <w:shd w:val="clear" w:fill="1B4965"/>
+          </w:tcPr>
+          <w:p>
+            <w:pPr>
+              <w:spacing w:after="0"/>
+            </w:pPr>
+            <w:r>
+              <w:rPr>
+                <w:b/>
+                <w:i w:val="0"/>
+                <w:color w:val="FFFFFF"/>
+                <w:sz w:val="18"/>
+              </w:rPr>
+              <w:t>CU-9</w:t>
+            </w:r>
+          </w:p>
+          <w:p>
+            <w:pPr>
+              <w:spacing w:after="0"/>
+            </w:pPr>
+            <w:r>
+              <w:rPr>
+                <w:b/>
+                <w:i w:val="0"/>
+                <w:color w:val="FFFFFF"/>
+                <w:sz w:val="26"/>
+              </w:rPr>
+              <w:t>Ver los premios de Lúa</w:t>
+            </w:r>
+          </w:p>
+        </w:tc>
+      </w:tr>
+    </w:tbl>
+    <w:p>
+      <w:pPr>
+        <w:spacing w:after="40"/>
+      </w:pPr>
+    </w:p>
+    <w:tbl>
+      <w:tblPr>
+        <w:tblStyle w:val="TableGrid"/>
+        <w:tblW w:type="auto" w:w="0"/>
+        <w:tblLook w:firstColumn="1" w:firstRow="1" w:lastColumn="0" w:lastRow="0" w:noHBand="0" w:noVBand="1" w:val="04A0"/>
+      </w:tblPr>
+      <w:tblGrid>
+        <w:gridCol w:w="2381"/>
+        <w:gridCol w:w="4819"/>
+      </w:tblGrid>
+      <w:tr>
+        <w:tc>
+          <w:tcPr>
+            <w:tcW w:type="dxa" w:w="4819"/>
+            <w:shd w:val="clear" w:fill="F9FBFC"/>
+          </w:tcPr>
+          <w:p>
+            <w:pPr>
+              <w:spacing w:after="20"/>
+            </w:pPr>
+            <w:r>
+              <w:rPr>
+                <w:b/>
+                <w:i w:val="0"/>
+                <w:color w:val="6B7280"/>
+                <w:sz w:val="18"/>
+              </w:rPr>
+              <w:t>Quién</w:t>
+            </w:r>
+          </w:p>
+        </w:tc>
+        <w:tc>
+          <w:tcPr>
+            <w:tcW w:type="dxa" w:w="4819"/>
+          </w:tcPr>
+          <w:p>
+            <w:pPr>
+              <w:spacing w:after="20"/>
+            </w:pPr>
+            <w:r>
+              <w:rPr>
+                <w:b w:val="0"/>
+                <w:i w:val="0"/>
+                <w:sz w:val="18"/>
+              </w:rPr>
+              <w:t>La persona adulta que usa la app</w:t>
+            </w:r>
+          </w:p>
+        </w:tc>
+      </w:tr>
+      <w:tr>
+        <w:tc>
+          <w:tcPr>
+            <w:tcW w:type="dxa" w:w="4819"/>
+            <w:shd w:val="clear" w:fill="F9FBFC"/>
+          </w:tcPr>
+          <w:p>
+            <w:pPr>
+              <w:spacing w:after="20"/>
+            </w:pPr>
+            <w:r>
+              <w:rPr>
+                <w:b/>
+                <w:i w:val="0"/>
+                <w:color w:val="6B7280"/>
+                <w:sz w:val="18"/>
+              </w:rPr>
+              <w:t>Cuándo</w:t>
+            </w:r>
+          </w:p>
+        </w:tc>
+        <w:tc>
+          <w:tcPr>
+            <w:tcW w:type="dxa" w:w="4819"/>
+          </w:tcPr>
+          <w:p>
+            <w:pPr>
+              <w:spacing w:after="20"/>
+            </w:pPr>
+            <w:r>
+              <w:rPr>
+                <w:b w:val="0"/>
+                <w:i w:val="0"/>
+                <w:sz w:val="18"/>
+              </w:rPr>
+              <w:t>En cualquier momento, desde la tira que hay arriba de cada lista</w:t>
+            </w:r>
+          </w:p>
+        </w:tc>
+      </w:tr>
+      <w:tr>
+        <w:tc>
+          <w:tcPr>
+            <w:tcW w:type="dxa" w:w="4819"/>
+            <w:shd w:val="clear" w:fill="F9FBFC"/>
+          </w:tcPr>
+          <w:p>
+            <w:pPr>
+              <w:spacing w:after="20"/>
+            </w:pPr>
+            <w:r>
+              <w:rPr>
+                <w:b/>
+                <w:i w:val="0"/>
+                <w:color w:val="6B7280"/>
+                <w:sz w:val="18"/>
+              </w:rPr>
+              <w:t>Resultado</w:t>
+            </w:r>
+          </w:p>
+        </w:tc>
+        <w:tc>
+          <w:tcPr>
+            <w:tcW w:type="dxa" w:w="4819"/>
+          </w:tcPr>
+          <w:p>
+            <w:pPr>
+              <w:spacing w:after="20"/>
+            </w:pPr>
+            <w:r>
+              <w:rPr>
+                <w:b w:val="0"/>
+                <w:i w:val="0"/>
+                <w:sz w:val="18"/>
+              </w:rPr>
+              <w:t>Nivel, XP, racha e insignias del perfil elegido</w:t>
+            </w:r>
+          </w:p>
+        </w:tc>
+      </w:tr>
+    </w:tbl>
+    <w:p>
+      <w:pPr>
+        <w:spacing w:after="80"/>
+      </w:pPr>
+    </w:p>
+    <w:tbl>
+      <w:tblPr>
+        <w:tblW w:type="auto" w:w="0"/>
+        <w:tblBorders>
+          <w:top w:val="none"/>
+          <w:left w:val="none"/>
+          <w:bottom w:val="none"/>
+          <w:right w:val="none"/>
+          <w:insideH w:val="none"/>
+          <w:insideV w:val="none"/>
+        </w:tblBorders>
+        <w:tblLook w:firstColumn="1" w:firstRow="1" w:lastColumn="0" w:lastRow="0" w:noHBand="0" w:noVBand="1" w:val="04A0"/>
+      </w:tblPr>
+      <w:tblGrid>
+        <w:gridCol w:w="9638"/>
+      </w:tblGrid>
+      <w:tr>
+        <w:tc>
+          <w:tcPr>
+            <w:tcW w:type="dxa" w:w="9638"/>
+            <w:shd w:val="clear" w:fill="FFFBEB"/>
+          </w:tcPr>
+          <w:p>
+            <w:pPr>
+              <w:spacing w:after="40"/>
+            </w:pPr>
+            <w:r>
+              <w:rPr>
+                <w:b/>
+                <w:i w:val="0"/>
+                <w:color w:val="8A6D3B"/>
+                <w:sz w:val="18"/>
+              </w:rPr>
+              <w:t>Premian al adulto, nunca a la criatura</w:t>
+            </w:r>
+          </w:p>
+          <w:p>
+            <w:pPr>
+              <w:spacing w:after="40"/>
+            </w:pPr>
+            <w:r>
+              <w:rPr>
+                <w:b w:val="0"/>
+                <w:i w:val="0"/>
+                <w:sz w:val="20"/>
+              </w:rPr>
+              <w:t>Aquí no se mide el progreso de ningún niño ni de ninguna niña: la criatura no toca la pantalla, así que puntuar su «avance» sería inventarse un dato que nadie ha medido. Lo que se cuenta es el uso de la app por parte del adulto.</w:t>
+            </w:r>
+          </w:p>
+        </w:tc>
+      </w:tr>
+    </w:tbl>
+    <w:p>
+      <w:pPr>
+        <w:spacing w:after="80"/>
+      </w:pPr>
+    </w:p>
+    <w:p>
+      <w:pPr>
+        <w:spacing w:after="120"/>
+      </w:pPr>
+      <w:r>
+        <w:rPr>
+          <w:b w:val="0"/>
+          <w:i w:val="0"/>
+        </w:rPr>
+        <w:t xml:space="preserve">Hay dos recorridos separados, con su propia racha y sus propias insignias: </w:t>
+      </w:r>
+      <w:r>
+        <w:rPr>
+          <w:b/>
+          <w:i w:val="0"/>
+        </w:rPr>
+        <w:t>Maestra</w:t>
+      </w:r>
+      <w:r>
+        <w:rPr>
+          <w:b w:val="0"/>
+          <w:i w:val="0"/>
+        </w:rPr>
+        <w:t xml:space="preserve">, que avanza con asambleas dirigidas y cápsulas de formación, y </w:t>
+      </w:r>
+      <w:r>
+        <w:rPr>
+          <w:b/>
+          <w:i w:val="0"/>
+        </w:rPr>
+        <w:t>Familia</w:t>
+      </w:r>
+      <w:r>
+        <w:rPr>
+          <w:b w:val="0"/>
+          <w:i w:val="0"/>
+        </w:rPr>
+        <w:t>, que avanza con cápsulas de Academy leídas. El conmutador de arriba pasa de uno a otro.</w:t>
+      </w:r>
+    </w:p>
+    <w:p>
+      <w:pPr>
+        <w:spacing w:after="120"/>
+      </w:pPr>
+      <w:r>
+        <w:rPr>
+          <w:b w:val="0"/>
+          <w:i w:val="0"/>
+        </w:rPr>
+        <w:t xml:space="preserve">La racha cuenta </w:t>
+      </w:r>
+      <w:r>
+        <w:rPr>
+          <w:b w:val="0"/>
+          <w:i/>
+        </w:rPr>
+        <w:t>días</w:t>
+      </w:r>
+      <w:r>
+        <w:rPr>
+          <w:b w:val="0"/>
+          <w:i w:val="0"/>
+        </w:rPr>
+        <w:t>, no sesiones: dos asambleas la misma mañana son un día. Un día en blanco la rompe, y la mejor racha se recuerda.</w:t>
+      </w:r>
+    </w:p>
     <w:p>
       <w:r>
         <w:br w:type="page"/>
@@ -3158,7 +5206,7 @@
                 <w:color w:val="FFFFFF"/>
                 <w:sz w:val="18"/>
               </w:rPr>
-              <w:t>CU-7</w:t>
+              <w:t>CU-10</w:t>
             </w:r>
           </w:p>
           <w:p>
@@ -3764,7 +5812,7 @@
                 <w:color w:val="FFFFFF"/>
                 <w:sz w:val="18"/>
               </w:rPr>
-              <w:t>CU-8</w:t>
+              <w:t>CU-11</w:t>
             </w:r>
           </w:p>
           <w:p>
@@ -4071,7 +6119,7 @@
                 <w:color w:val="FFFFFF"/>
                 <w:sz w:val="18"/>
               </w:rPr>
-              <w:t>CU-9</w:t>
+              <w:t>CU-12</w:t>
             </w:r>
           </w:p>
           <w:p>
@@ -4304,7 +6352,7 @@
                 <w:color w:val="FFFFFF"/>
                 <w:sz w:val="18"/>
               </w:rPr>
-              <w:t>CU-10</w:t>
+              <w:t>CU-13</w:t>
             </w:r>
           </w:p>
           <w:p>
@@ -4488,7 +6536,7 @@
                 <w:color w:val="FFFFFF"/>
                 <w:sz w:val="18"/>
               </w:rPr>
-              <w:t>CU-11</w:t>
+              <w:t>CU-14</w:t>
             </w:r>
           </w:p>
           <w:p>
@@ -4674,7 +6722,7 @@
                 <w:color w:val="FFFFFF"/>
                 <w:sz w:val="18"/>
               </w:rPr>
-              <w:t>CU-12</w:t>
+              <w:t>CU-15</w:t>
             </w:r>
           </w:p>
           <w:p>
@@ -5119,7 +7167,7 @@
                 <w:color w:val="FFFFFF"/>
                 <w:sz w:val="18"/>
               </w:rPr>
-              <w:t>CU-13</w:t>
+              <w:t>CU-16</w:t>
             </w:r>
           </w:p>
           <w:p>
@@ -5239,7 +7287,7 @@
                 <w:color w:val="FFFFFF"/>
                 <w:sz w:val="18"/>
               </w:rPr>
-              <w:t>CU-14</w:t>
+              <w:t>CU-17</w:t>
             </w:r>
           </w:p>
           <w:p>
@@ -5560,7 +7608,7 @@
                 <w:i w:val="0"/>
                 <w:sz w:val="19"/>
               </w:rPr>
-              <w:t>Una unidad y una cápsula. Cuatro de los cinco bloques de Academy están vacíos, y lo dicen</w:t>
+              <w:t>Una unidad de aula. Academy tiene una cápsula en cada uno de sus cinco bloques, y la formación docente una en cada uno de sus seis pasos</w:t>
             </w:r>
           </w:p>
         </w:tc>
@@ -5638,7 +7686,85 @@
                 <w:i w:val="0"/>
                 <w:sz w:val="19"/>
               </w:rPr>
-              <w:t>Faltan varias. Cuando falta una, la app lo dice (CU-6)</w:t>
+              <w:t>Completas: las 246 locuciones que el contenido declara viajan dentro del paquete. Si alguna faltase, el botón de escuchar no se pinta</w:t>
+            </w:r>
+          </w:p>
+        </w:tc>
+      </w:tr>
+      <w:tr>
+        <w:tc>
+          <w:tcPr>
+            <w:tcW w:type="dxa" w:w="4819"/>
+            <w:shd w:val="clear" w:fill="F9FBFC"/>
+          </w:tcPr>
+          <w:p>
+            <w:pPr>
+              <w:spacing w:after="40"/>
+            </w:pPr>
+            <w:r>
+              <w:rPr>
+                <w:b/>
+                <w:i w:val="0"/>
+                <w:sz w:val="19"/>
+              </w:rPr>
+              <w:t>Vocabulario</w:t>
+            </w:r>
+          </w:p>
+        </w:tc>
+        <w:tc>
+          <w:tcPr>
+            <w:tcW w:type="dxa" w:w="4819"/>
+            <w:shd w:val="clear" w:fill="F9FBFC"/>
+          </w:tcPr>
+          <w:p>
+            <w:pPr>
+              <w:spacing w:after="40"/>
+            </w:pPr>
+            <w:r>
+              <w:rPr>
+                <w:b w:val="0"/>
+                <w:i w:val="0"/>
+                <w:sz w:val="19"/>
+              </w:rPr>
+              <w:t>El contenido declara cinco palabras por unidad, con definición y grabación, pero todavía no hay ninguna pantalla que las muestre</w:t>
+            </w:r>
+          </w:p>
+        </w:tc>
+      </w:tr>
+      <w:tr>
+        <w:tc>
+          <w:tcPr>
+            <w:tcW w:type="dxa" w:w="4819"/>
+          </w:tcPr>
+          <w:p>
+            <w:pPr>
+              <w:spacing w:after="40"/>
+            </w:pPr>
+            <w:r>
+              <w:rPr>
+                <w:b/>
+                <w:i w:val="0"/>
+                <w:sz w:val="19"/>
+              </w:rPr>
+              <w:t>Logotipos</w:t>
+            </w:r>
+          </w:p>
+        </w:tc>
+        <w:tc>
+          <w:tcPr>
+            <w:tcW w:type="dxa" w:w="4819"/>
+          </w:tcPr>
+          <w:p>
+            <w:pPr>
+              <w:spacing w:after="40"/>
+            </w:pPr>
+            <w:r>
+              <w:rPr>
+                <w:b w:val="0"/>
+                <w:i w:val="0"/>
+                <w:sz w:val="19"/>
+              </w:rPr>
+              <w:t>En los créditos falta el logotipo de la Incubadora startTIC, del Consorcio de la Zona Franca y del Concello. Los nombres sí constan</w:t>
             </w:r>
           </w:p>
         </w:tc>
@@ -5996,7 +8122,7 @@
                 <w:i w:val="0"/>
                 <w:sz w:val="19"/>
               </w:rPr>
-              <w:t>Ese bloque de Academy todavía no tiene contenido</w:t>
+              <w:t>Ese bloque todavía no tiene contenido</w:t>
             </w:r>
           </w:p>
         </w:tc>
@@ -6016,6 +8142,45 @@
                 <w:i w:val="0"/>
                 <w:sz w:val="19"/>
               </w:rPr>
+              <w:t>Una tarjeta sin botón de escuchar</w:t>
+            </w:r>
+          </w:p>
+        </w:tc>
+        <w:tc>
+          <w:tcPr>
+            <w:tcW w:type="dxa" w:w="4819"/>
+          </w:tcPr>
+          <w:p>
+            <w:pPr>
+              <w:spacing w:after="40"/>
+            </w:pPr>
+            <w:r>
+              <w:rPr>
+                <w:b w:val="0"/>
+                <w:i w:val="0"/>
+                <w:sz w:val="19"/>
+              </w:rPr>
+              <w:t>Ese texto no tiene grabación. El botón no se pinta a propósito: un altavoz que no suena engaña</w:t>
+            </w:r>
+          </w:p>
+        </w:tc>
+      </w:tr>
+      <w:tr>
+        <w:tc>
+          <w:tcPr>
+            <w:tcW w:type="dxa" w:w="4819"/>
+            <w:shd w:val="clear" w:fill="F9FBFC"/>
+          </w:tcPr>
+          <w:p>
+            <w:pPr>
+              <w:spacing w:after="40"/>
+            </w:pPr>
+            <w:r>
+              <w:rPr>
+                <w:b w:val="0"/>
+                <w:i w:val="0"/>
+                <w:sz w:val="19"/>
+              </w:rPr>
               <w:t>Listas vacías sin mensaje</w:t>
             </w:r>
           </w:p>
@@ -6023,6 +8188,7 @@
         <w:tc>
           <w:tcPr>
             <w:tcW w:type="dxa" w:w="4819"/>
+            <w:shd w:val="clear" w:fill="F9FBFC"/>
           </w:tcPr>
           <w:p>
             <w:pPr>
